--- a/01-observation-and-record/Record/Experiment-04-Dynamic-Webpage/Experiment 04 — Student Profile Manager using JavaScript Class and DOM.docx
+++ b/01-observation-and-record/Record/Experiment-04-Dynamic-Webpage/Experiment 04 — Student Profile Manager using JavaScript Class and DOM.docx
@@ -21,9 +21,9 @@
       <w:r>
         <w:rPr>
           <w:b/>
-          <w:sz w:val="28"/>
+          <w:sz w:val="30"/>
         </w:rPr>
-        <w:t>RECORD — EXPERIMENT 04</w:t>
+        <w:t>LABORATORY RECORD — EXPERIMENT 04</w:t>
       </w:r>
     </w:p>
     <w:p>
@@ -31,40 +31,217 @@
         <w:pStyle w:val="Heading1"/>
       </w:pPr>
       <w:r>
-        <w:t>Basic Information</w:t>
+        <w:t>1. BASIC INFORMATION</w:t>
+      </w:r>
+    </w:p>
+    <w:tbl>
+      <w:tblPr>
+        <w:tblStyle w:val="TableGrid"/>
+        <w:tblW w:type="auto" w:w="0"/>
+        <w:jc w:val="center"/>
+        <w:tblLook w:firstColumn="1" w:firstRow="1" w:lastColumn="0" w:lastRow="0" w:noHBand="0" w:noVBand="1" w:val="04A0"/>
+      </w:tblPr>
+      <w:tblGrid>
+        <w:gridCol w:w="5040"/>
+        <w:gridCol w:w="5040"/>
+      </w:tblGrid>
+      <w:tr>
+        <w:tc>
+          <w:tcPr>
+            <w:tcW w:type="dxa" w:w="5040"/>
+            <w:vAlign w:val="center"/>
+            <w:shd w:fill="D9EAF7"/>
+          </w:tcPr>
+          <w:p>
+            <w:r/>
+            <w:r>
+              <w:rPr>
+                <w:rFonts w:ascii="Times New Roman" w:hAnsi="Times New Roman"/>
+                <w:b/>
+                <w:sz w:val="21"/>
+              </w:rPr>
+              <w:t>Experiment No.</w:t>
+            </w:r>
+          </w:p>
+        </w:tc>
+        <w:tc>
+          <w:tcPr>
+            <w:tcW w:type="dxa" w:w="5040"/>
+            <w:vAlign w:val="center"/>
+          </w:tcPr>
+          <w:p>
+            <w:r/>
+            <w:r>
+              <w:rPr>
+                <w:rFonts w:ascii="Times New Roman" w:hAnsi="Times New Roman"/>
+                <w:b w:val="0"/>
+                <w:sz w:val="21"/>
+              </w:rPr>
+              <w:t>04</w:t>
+            </w:r>
+          </w:p>
+        </w:tc>
+      </w:tr>
+      <w:tr>
+        <w:tc>
+          <w:tcPr>
+            <w:tcW w:type="dxa" w:w="5040"/>
+            <w:vAlign w:val="center"/>
+            <w:shd w:fill="D9EAF7"/>
+          </w:tcPr>
+          <w:p>
+            <w:r/>
+            <w:r>
+              <w:rPr>
+                <w:rFonts w:ascii="Times New Roman" w:hAnsi="Times New Roman"/>
+                <w:b/>
+                <w:sz w:val="21"/>
+              </w:rPr>
+              <w:t>Date</w:t>
+            </w:r>
+          </w:p>
+        </w:tc>
+        <w:tc>
+          <w:tcPr>
+            <w:tcW w:type="dxa" w:w="5040"/>
+            <w:vAlign w:val="center"/>
+          </w:tcPr>
+          <w:p>
+            <w:r/>
+            <w:r>
+              <w:rPr>
+                <w:rFonts w:ascii="Times New Roman" w:hAnsi="Times New Roman"/>
+                <w:b w:val="0"/>
+                <w:sz w:val="21"/>
+              </w:rPr>
+              <w:t>14/08/2026</w:t>
+            </w:r>
+          </w:p>
+        </w:tc>
+      </w:tr>
+      <w:tr>
+        <w:tc>
+          <w:tcPr>
+            <w:tcW w:type="dxa" w:w="5040"/>
+            <w:vAlign w:val="center"/>
+            <w:shd w:fill="D9EAF7"/>
+          </w:tcPr>
+          <w:p>
+            <w:r/>
+            <w:r>
+              <w:rPr>
+                <w:rFonts w:ascii="Times New Roman" w:hAnsi="Times New Roman"/>
+                <w:b/>
+                <w:sz w:val="21"/>
+              </w:rPr>
+              <w:t>Title</w:t>
+            </w:r>
+          </w:p>
+        </w:tc>
+        <w:tc>
+          <w:tcPr>
+            <w:tcW w:type="dxa" w:w="5040"/>
+            <w:vAlign w:val="center"/>
+          </w:tcPr>
+          <w:p>
+            <w:r/>
+            <w:r>
+              <w:rPr>
+                <w:rFonts w:ascii="Times New Roman" w:hAnsi="Times New Roman"/>
+                <w:b w:val="0"/>
+                <w:sz w:val="21"/>
+              </w:rPr>
+              <w:t>Student Profile Manager using JavaScript Class and DOM</w:t>
+            </w:r>
+          </w:p>
+        </w:tc>
+      </w:tr>
+      <w:tr>
+        <w:tc>
+          <w:tcPr>
+            <w:tcW w:type="dxa" w:w="5040"/>
+            <w:vAlign w:val="center"/>
+            <w:shd w:fill="D9EAF7"/>
+          </w:tcPr>
+          <w:p>
+            <w:r/>
+            <w:r>
+              <w:rPr>
+                <w:rFonts w:ascii="Times New Roman" w:hAnsi="Times New Roman"/>
+                <w:b/>
+                <w:sz w:val="21"/>
+              </w:rPr>
+              <w:t>Application</w:t>
+            </w:r>
+          </w:p>
+        </w:tc>
+        <w:tc>
+          <w:tcPr>
+            <w:tcW w:type="dxa" w:w="5040"/>
+            <w:vAlign w:val="center"/>
+          </w:tcPr>
+          <w:p>
+            <w:r/>
+            <w:r>
+              <w:rPr>
+                <w:rFonts w:ascii="Times New Roman" w:hAnsi="Times New Roman"/>
+                <w:b w:val="0"/>
+                <w:sz w:val="21"/>
+              </w:rPr>
+              <w:t>Student Profile Manager</w:t>
+            </w:r>
+          </w:p>
+        </w:tc>
+      </w:tr>
+      <w:tr>
+        <w:tc>
+          <w:tcPr>
+            <w:tcW w:type="dxa" w:w="5040"/>
+            <w:vAlign w:val="center"/>
+            <w:shd w:fill="D9EAF7"/>
+          </w:tcPr>
+          <w:p>
+            <w:r/>
+            <w:r>
+              <w:rPr>
+                <w:rFonts w:ascii="Times New Roman" w:hAnsi="Times New Roman"/>
+                <w:b/>
+                <w:sz w:val="21"/>
+              </w:rPr>
+              <w:t>Course Outcome</w:t>
+            </w:r>
+          </w:p>
+        </w:tc>
+        <w:tc>
+          <w:tcPr>
+            <w:tcW w:type="dxa" w:w="5040"/>
+            <w:vAlign w:val="center"/>
+          </w:tcPr>
+          <w:p>
+            <w:r/>
+            <w:r>
+              <w:rPr>
+                <w:rFonts w:ascii="Times New Roman" w:hAnsi="Times New Roman"/>
+                <w:b w:val="0"/>
+                <w:sz w:val="21"/>
+              </w:rPr>
+              <w:t>CO1</w:t>
+            </w:r>
+          </w:p>
+        </w:tc>
+      </w:tr>
+    </w:tbl>
+    <w:p>
+      <w:pPr>
+        <w:pStyle w:val="Heading1"/>
+      </w:pPr>
+      <w:r>
+        <w:t>2. AIM</w:t>
       </w:r>
     </w:p>
     <w:p>
       <w:r>
-        <w:rPr>
-          <w:b/>
-        </w:rPr>
-        <w:t xml:space="preserve">Experiment No: </w:t>
-      </w:r>
-      <w:r>
-        <w:t>04</w:t>
-      </w:r>
-    </w:p>
-    <w:p>
-      <w:r>
-        <w:rPr>
-          <w:b/>
-        </w:rPr>
-        <w:t xml:space="preserve">Date: </w:t>
-      </w:r>
-      <w:r>
-        <w:t>14/08/2026</w:t>
-      </w:r>
-    </w:p>
-    <w:p>
-      <w:r>
-        <w:rPr>
-          <w:b/>
-        </w:rPr>
-        <w:t xml:space="preserve">Title: </w:t>
-      </w:r>
-      <w:r>
-        <w:t>Student Profile Manager using JavaScript Class and DOM</w:t>
+        <w:t>To develop a Student Profile Manager using a JavaScript class, objects, DOM manipulation, and event handling to dynamically display student details entered by the user.</w:t>
       </w:r>
     </w:p>
     <w:p>
@@ -72,12 +249,55 @@
         <w:pStyle w:val="Heading1"/>
       </w:pPr>
       <w:r>
-        <w:t>Objective / Aim</w:t>
+        <w:t>3. OBJECTIVES</w:t>
       </w:r>
     </w:p>
     <w:p>
+      <w:pPr>
+        <w:pStyle w:val="ListBullet"/>
+      </w:pPr>
       <w:r>
-        <w:t>To develop a Student Profile Manager using a JavaScript class, objects, DOM manipulation, and event handling to dynamically display student information on a webpage.</w:t>
+        <w:t>Create a JavaScript class for student information.</w:t>
+      </w:r>
+    </w:p>
+    <w:p>
+      <w:pPr>
+        <w:pStyle w:val="ListBullet"/>
+      </w:pPr>
+      <w:r>
+        <w:t>Create a Student object using the class constructor.</w:t>
+      </w:r>
+    </w:p>
+    <w:p>
+      <w:pPr>
+        <w:pStyle w:val="ListBullet"/>
+      </w:pPr>
+      <w:r>
+        <w:t>Read student details from HTML input fields.</w:t>
+      </w:r>
+    </w:p>
+    <w:p>
+      <w:pPr>
+        <w:pStyle w:val="ListBullet"/>
+      </w:pPr>
+      <w:r>
+        <w:t>Handle the Display Profile button using an event listener.</w:t>
+      </w:r>
+    </w:p>
+    <w:p>
+      <w:pPr>
+        <w:pStyle w:val="ListBullet"/>
+      </w:pPr>
+      <w:r>
+        <w:t>Create HTML elements dynamically using JavaScript.</w:t>
+      </w:r>
+    </w:p>
+    <w:p>
+      <w:pPr>
+        <w:pStyle w:val="ListBullet"/>
+      </w:pPr>
+      <w:r>
+        <w:t>Display the generated student profile on the webpage.</w:t>
       </w:r>
     </w:p>
     <w:p>
@@ -85,7 +305,145 @@
         <w:pStyle w:val="Heading1"/>
       </w:pPr>
       <w:r>
-        <w:t>System Requirements</w:t>
+        <w:t>4. THEORY</w:t>
+      </w:r>
+    </w:p>
+    <w:p>
+      <w:r>
+        <w:t>A JavaScript class is a blueprint used to create objects with related properties and methods. The Student class represents student information such as name, roll number, department, and CGPA.</w:t>
+      </w:r>
+    </w:p>
+    <w:p>
+      <w:r>
+        <w:t>The DOM allows JavaScript to select, create, modify, and add HTML elements dynamically. Event handling is used to execute the profile-generation code when the button is clicked.</w:t>
+      </w:r>
+    </w:p>
+    <w:p>
+      <w:pPr>
+        <w:pStyle w:val="Heading1"/>
+      </w:pPr>
+      <w:r>
+        <w:t>5. SOFTWARE / APPARATUS USED</w:t>
+      </w:r>
+    </w:p>
+    <w:p>
+      <w:pPr>
+        <w:pStyle w:val="ListBullet"/>
+      </w:pPr>
+      <w:r>
+        <w:t>Computer / Laptop</w:t>
+      </w:r>
+    </w:p>
+    <w:p>
+      <w:pPr>
+        <w:pStyle w:val="ListBullet"/>
+      </w:pPr>
+      <w:r>
+        <w:t>Windows 10 / 11</w:t>
+      </w:r>
+    </w:p>
+    <w:p>
+      <w:pPr>
+        <w:pStyle w:val="ListBullet"/>
+      </w:pPr>
+      <w:r>
+        <w:t>Visual Studio Code</w:t>
+      </w:r>
+    </w:p>
+    <w:p>
+      <w:pPr>
+        <w:pStyle w:val="ListBullet"/>
+      </w:pPr>
+      <w:r>
+        <w:t>Google Chrome / Microsoft Edge</w:t>
+      </w:r>
+    </w:p>
+    <w:p>
+      <w:pPr>
+        <w:pStyle w:val="ListBullet"/>
+      </w:pPr>
+      <w:r>
+        <w:t>HTML5, CSS3 and JavaScript</w:t>
+      </w:r>
+    </w:p>
+    <w:p>
+      <w:pPr>
+        <w:pStyle w:val="Heading1"/>
+      </w:pPr>
+      <w:r>
+        <w:t>6. ALGORITHM / PROCEDURE</w:t>
+      </w:r>
+    </w:p>
+    <w:p>
+      <w:pPr>
+        <w:pStyle w:val="ListNumber"/>
+      </w:pPr>
+      <w:r>
+        <w:t>Create input fields for Name, Roll Number, Department and CGPA.</w:t>
+      </w:r>
+    </w:p>
+    <w:p>
+      <w:pPr>
+        <w:pStyle w:val="ListNumber"/>
+      </w:pPr>
+      <w:r>
+        <w:t>Create a Display Profile button and profile container.</w:t>
+      </w:r>
+    </w:p>
+    <w:p>
+      <w:pPr>
+        <w:pStyle w:val="ListNumber"/>
+      </w:pPr>
+      <w:r>
+        <w:t>Define the Student class with the required properties.</w:t>
+      </w:r>
+    </w:p>
+    <w:p>
+      <w:pPr>
+        <w:pStyle w:val="ListNumber"/>
+      </w:pPr>
+      <w:r>
+        <w:t>Read the input values using DOM methods.</w:t>
+      </w:r>
+    </w:p>
+    <w:p>
+      <w:pPr>
+        <w:pStyle w:val="ListNumber"/>
+      </w:pPr>
+      <w:r>
+        <w:t>Create a Student object using the class constructor.</w:t>
+      </w:r>
+    </w:p>
+    <w:p>
+      <w:pPr>
+        <w:pStyle w:val="ListNumber"/>
+      </w:pPr>
+      <w:r>
+        <w:t>Create profile elements dynamically.</w:t>
+      </w:r>
+    </w:p>
+    <w:p>
+      <w:pPr>
+        <w:pStyle w:val="ListNumber"/>
+      </w:pPr>
+      <w:r>
+        <w:t>Add the generated elements to the profile container.</w:t>
+      </w:r>
+    </w:p>
+    <w:p>
+      <w:pPr>
+        <w:pStyle w:val="ListNumber"/>
+      </w:pPr>
+      <w:r>
+        <w:t>Open the webpage and verify the generated student profile.</w:t>
+      </w:r>
+    </w:p>
+    <w:p>
+      <w:pPr>
+        <w:pStyle w:val="Heading1"/>
+      </w:pPr>
+      <w:r>
+        <w:t>7. SOURCE CODE</w:t>
       </w:r>
     </w:p>
     <w:p>
@@ -93,31 +451,55 @@
         <w:pStyle w:val="Heading2"/>
       </w:pPr>
       <w:r>
-        <w:t>Hardware</w:t>
+        <w:t>HTML — index.html</w:t>
       </w:r>
     </w:p>
     <w:p>
       <w:pPr>
-        <w:pStyle w:val="ListBullet"/>
+        <w:spacing w:after="0"/>
       </w:pPr>
       <w:r>
-        <w:t>Processor: Intel Core i5 or equivalent</w:t>
-      </w:r>
-    </w:p>
-    <w:p>
-      <w:pPr>
-        <w:pStyle w:val="ListBullet"/>
-      </w:pPr>
-      <w:r>
-        <w:t>RAM: 8 GB or above</w:t>
-      </w:r>
-    </w:p>
-    <w:p>
-      <w:pPr>
-        <w:pStyle w:val="ListBullet"/>
-      </w:pPr>
-      <w:r>
-        <w:t>Storage: 10 GB free space</w:t>
+        <w:rPr>
+          <w:rFonts w:ascii="Consolas" w:hAnsi="Consolas"/>
+          <w:sz w:val="16"/>
+        </w:rPr>
+        <w:t>&lt;!DOCTYPE html&gt;</w:t>
+        <w:br/>
+        <w:t>&lt;html&gt;</w:t>
+        <w:br/>
+        <w:t>&lt;head&gt;</w:t>
+        <w:br/>
+        <w:t xml:space="preserve">    &lt;title&gt;Student Profile Manager&lt;/title&gt;</w:t>
+        <w:br/>
+        <w:t xml:space="preserve">    &lt;link rel="stylesheet" href="style.css"&gt;</w:t>
+        <w:br/>
+        <w:t>&lt;/head&gt;</w:t>
+        <w:br/>
+        <w:t>&lt;body&gt;</w:t>
+        <w:br/>
+        <w:t>&lt;div class="container"&gt;</w:t>
+        <w:br/>
+        <w:t xml:space="preserve">    &lt;h1&gt;Student Profile Manager&lt;/h1&gt;</w:t>
+        <w:br/>
+        <w:t xml:space="preserve">    &lt;input type="text" id="name" placeholder="Name"&gt;</w:t>
+        <w:br/>
+        <w:t xml:space="preserve">    &lt;input type="text" id="rollNo" placeholder="Roll Number"&gt;</w:t>
+        <w:br/>
+        <w:t xml:space="preserve">    &lt;input type="text" id="department" placeholder="Department"&gt;</w:t>
+        <w:br/>
+        <w:t xml:space="preserve">    &lt;input type="number" id="cgpa" step="0.01" placeholder="CGPA"&gt;</w:t>
+        <w:br/>
+        <w:t xml:space="preserve">    &lt;button id="displayBtn"&gt;Display Profile&lt;/button&gt;</w:t>
+        <w:br/>
+        <w:t xml:space="preserve">    &lt;div id="profile"&gt;&lt;/div&gt;</w:t>
+        <w:br/>
+        <w:t>&lt;/div&gt;</w:t>
+        <w:br/>
+        <w:t>&lt;script src="app.js"&gt;&lt;/script&gt;</w:t>
+        <w:br/>
+        <w:t>&lt;/body&gt;</w:t>
+        <w:br/>
+        <w:t>&lt;/html&gt;</w:t>
       </w:r>
     </w:p>
     <w:p>
@@ -125,75 +507,17 @@
         <w:pStyle w:val="Heading2"/>
       </w:pPr>
       <w:r>
-        <w:t>Software</w:t>
+        <w:t>JavaScript — app.js</w:t>
       </w:r>
     </w:p>
     <w:p>
       <w:pPr>
-        <w:pStyle w:val="ListBullet"/>
+        <w:spacing w:after="0"/>
       </w:pPr>
-      <w:r>
-        <w:t>Operating System: Windows 10/11</w:t>
-      </w:r>
-    </w:p>
-    <w:p>
-      <w:pPr>
-        <w:pStyle w:val="ListBullet"/>
-      </w:pPr>
-      <w:r>
-        <w:t>Code Editor: Visual Studio Code</w:t>
-      </w:r>
-    </w:p>
-    <w:p>
-      <w:pPr>
-        <w:pStyle w:val="ListBullet"/>
-      </w:pPr>
-      <w:r>
-        <w:t>Web Browser: Google Chrome / Microsoft Edge</w:t>
-      </w:r>
-    </w:p>
-    <w:p>
-      <w:pPr>
-        <w:pStyle w:val="ListBullet"/>
-      </w:pPr>
-      <w:r>
-        <w:t>Technologies: HTML5, CSS3, JavaScript</w:t>
-      </w:r>
-    </w:p>
-    <w:p>
-      <w:pPr>
-        <w:pStyle w:val="Heading1"/>
-      </w:pPr>
-      <w:r>
-        <w:t>Architecture / Design</w:t>
-      </w:r>
-    </w:p>
-    <w:p>
-      <w:r>
-        <w:t>User details are entered through HTML input fields. JavaScript reads the values, creates a Student object, dynamically creates HTML elements using DOM methods, and inserts the generated profile into the webpage.</w:t>
-      </w:r>
-    </w:p>
-    <w:p>
-      <w:pPr>
-        <w:pStyle w:val="Heading1"/>
-      </w:pPr>
-      <w:r>
-        <w:t>Source Code</w:t>
-      </w:r>
-    </w:p>
-    <w:p>
-      <w:pPr>
-        <w:pStyle w:val="Heading2"/>
-      </w:pPr>
-      <w:r>
-        <w:t>Student Class</w:t>
-      </w:r>
-    </w:p>
-    <w:p>
       <w:r>
         <w:rPr>
           <w:rFonts w:ascii="Consolas" w:hAnsi="Consolas"/>
-          <w:sz w:val="18"/>
+          <w:sz w:val="16"/>
         </w:rPr>
         <w:t>class Student {</w:t>
         <w:br/>
@@ -210,63 +534,61 @@
         <w:t xml:space="preserve">    }</w:t>
         <w:br/>
         <w:t>}</w:t>
-      </w:r>
-    </w:p>
-    <w:p>
-      <w:pPr>
-        <w:pStyle w:val="Heading2"/>
-      </w:pPr>
-      <w:r>
-        <w:t>Creating the Student Object</w:t>
-      </w:r>
-    </w:p>
-    <w:p>
-      <w:r>
-        <w:rPr>
-          <w:rFonts w:ascii="Consolas" w:hAnsi="Consolas"/>
-          <w:sz w:val="18"/>
-        </w:rPr>
-        <w:t>const student = new Student(</w:t>
-        <w:br/>
-        <w:t xml:space="preserve">    name,</w:t>
-        <w:br/>
-        <w:t xml:space="preserve">    rollNo,</w:t>
-        <w:br/>
-        <w:t xml:space="preserve">    department,</w:t>
-        <w:br/>
-        <w:t xml:space="preserve">    cgpa</w:t>
-        <w:br/>
-        <w:t>);</w:t>
-      </w:r>
-    </w:p>
-    <w:p>
-      <w:pPr>
-        <w:pStyle w:val="Heading2"/>
-      </w:pPr>
-      <w:r>
-        <w:t>DOM Selection and Event Handling</w:t>
-      </w:r>
-    </w:p>
-    <w:p>
-      <w:r>
-        <w:rPr>
-          <w:rFonts w:ascii="Consolas" w:hAnsi="Consolas"/>
-          <w:sz w:val="18"/>
-        </w:rPr>
-        <w:t>const displayButton =</w:t>
-        <w:br/>
-        <w:t xml:space="preserve">    document.getElementById("displayBtn");</w:t>
         <w:br/>
         <w:br/>
-        <w:t>displayButton.addEventListener("click", function () {</w:t>
+        <w:t>document.getElementById("displayBtn").addEventListener("click", function () {</w:t>
         <w:br/>
-        <w:t xml:space="preserve">    const name = document.getElementById("name").value;</w:t>
+        <w:t xml:space="preserve">    const student = new Student(</w:t>
         <w:br/>
-        <w:t xml:space="preserve">    const rollNo = document.getElementById("rollNo").value;</w:t>
+        <w:t xml:space="preserve">        document.getElementById("name").value,</w:t>
         <w:br/>
-        <w:t xml:space="preserve">    const department = document.getElementById("department").value;</w:t>
+        <w:t xml:space="preserve">        document.getElementById("rollNo").value,</w:t>
         <w:br/>
-        <w:t xml:space="preserve">    const cgpa = document.getElementById("cgpa").value;</w:t>
+        <w:t xml:space="preserve">        document.getElementById("department").value,</w:t>
+        <w:br/>
+        <w:t xml:space="preserve">        document.getElementById("cgpa").value</w:t>
+        <w:br/>
+        <w:t xml:space="preserve">    );</w:t>
+        <w:br/>
+        <w:br/>
+        <w:t xml:space="preserve">    const profile = document.getElementById("profile");</w:t>
+        <w:br/>
+        <w:t xml:space="preserve">    profile.innerHTML = "";</w:t>
+        <w:br/>
+        <w:br/>
+        <w:t xml:space="preserve">    const card = document.createElement("div");</w:t>
+        <w:br/>
+        <w:t xml:space="preserve">    card.className = "student-card";</w:t>
+        <w:br/>
+        <w:br/>
+        <w:t xml:space="preserve">    const heading = document.createElement("h2");</w:t>
+        <w:br/>
+        <w:t xml:space="preserve">    heading.textContent = "Student Profile";</w:t>
+        <w:br/>
+        <w:br/>
+        <w:t xml:space="preserve">    const name = document.createElement("p");</w:t>
+        <w:br/>
+        <w:t xml:space="preserve">    name.innerHTML = "&lt;strong&gt;Name:&lt;/strong&gt; " + student.name;</w:t>
+        <w:br/>
+        <w:br/>
+        <w:t xml:space="preserve">    const roll = document.createElement("p");</w:t>
+        <w:br/>
+        <w:t xml:space="preserve">    roll.innerHTML = "&lt;strong&gt;Roll No:&lt;/strong&gt; " + student.rollNo;</w:t>
+        <w:br/>
+        <w:br/>
+        <w:t xml:space="preserve">    const dept = document.createElement("p");</w:t>
+        <w:br/>
+        <w:t xml:space="preserve">    dept.innerHTML = "&lt;strong&gt;Department:&lt;/strong&gt; " + student.department;</w:t>
+        <w:br/>
+        <w:br/>
+        <w:t xml:space="preserve">    const cgpa = document.createElement("p");</w:t>
+        <w:br/>
+        <w:t xml:space="preserve">    cgpa.innerHTML = "&lt;strong&gt;CGPA:&lt;/strong&gt; " + student.cgpa;</w:t>
+        <w:br/>
+        <w:br/>
+        <w:t xml:space="preserve">    card.append(heading, name, roll, dept, cgpa);</w:t>
+        <w:br/>
+        <w:t xml:space="preserve">    profile.appendChild(card);</w:t>
         <w:br/>
         <w:t>});</w:t>
       </w:r>
@@ -276,46 +598,81 @@
         <w:pStyle w:val="Heading2"/>
       </w:pPr>
       <w:r>
-        <w:t>Dynamic DOM Creation</w:t>
-      </w:r>
-    </w:p>
-    <w:p>
-      <w:r>
-        <w:rPr>
-          <w:rFonts w:ascii="Consolas" w:hAnsi="Consolas"/>
-          <w:sz w:val="18"/>
-        </w:rPr>
-        <w:t>const studentCard =</w:t>
-        <w:br/>
-        <w:t xml:space="preserve">    document.createElement("div");</w:t>
-        <w:br/>
-        <w:br/>
-        <w:t>studentCard.className = "student-card";</w:t>
-        <w:br/>
-        <w:br/>
-        <w:t>const heading = document.createElement("h2");</w:t>
-        <w:br/>
-        <w:t>heading.textContent = "Student Profile";</w:t>
-        <w:br/>
-        <w:br/>
-        <w:t>studentCard.appendChild(heading);</w:t>
+        <w:t>CSS — style.css</w:t>
       </w:r>
     </w:p>
     <w:p>
       <w:pPr>
-        <w:pStyle w:val="Heading2"/>
+        <w:spacing w:after="0"/>
       </w:pPr>
-      <w:r>
-        <w:t>Adding the Profile to the Webpage</w:t>
-      </w:r>
-    </w:p>
-    <w:p>
       <w:r>
         <w:rPr>
           <w:rFonts w:ascii="Consolas" w:hAnsi="Consolas"/>
-          <w:sz w:val="18"/>
+          <w:sz w:val="16"/>
         </w:rPr>
-        <w:t>profile.appendChild(studentCard);</w:t>
+        <w:t>body {</w:t>
+        <w:br/>
+        <w:t xml:space="preserve">    font-family: Arial, sans-serif;</w:t>
+        <w:br/>
+        <w:t xml:space="preserve">    background: #f2f2f2;</w:t>
+        <w:br/>
+        <w:t xml:space="preserve">    padding: 30px;</w:t>
+        <w:br/>
+        <w:t>}</w:t>
+        <w:br/>
+        <w:br/>
+        <w:t>.container {</w:t>
+        <w:br/>
+        <w:t xml:space="preserve">    max-width: 500px;</w:t>
+        <w:br/>
+        <w:t xml:space="preserve">    margin: auto;</w:t>
+        <w:br/>
+        <w:t xml:space="preserve">    background: white;</w:t>
+        <w:br/>
+        <w:t xml:space="preserve">    padding: 30px;</w:t>
+        <w:br/>
+        <w:t xml:space="preserve">    border-radius: 12px;</w:t>
+        <w:br/>
+        <w:t>}</w:t>
+        <w:br/>
+        <w:br/>
+        <w:t>input {</w:t>
+        <w:br/>
+        <w:t xml:space="preserve">    width: 100%;</w:t>
+        <w:br/>
+        <w:t xml:space="preserve">    box-sizing: border-box;</w:t>
+        <w:br/>
+        <w:t xml:space="preserve">    padding: 10px;</w:t>
+        <w:br/>
+        <w:t xml:space="preserve">    margin: 8px 0;</w:t>
+        <w:br/>
+        <w:t>}</w:t>
+        <w:br/>
+        <w:br/>
+        <w:t>button {</w:t>
+        <w:br/>
+        <w:t xml:space="preserve">    width: 100%;</w:t>
+        <w:br/>
+        <w:t xml:space="preserve">    padding: 12px;</w:t>
+        <w:br/>
+        <w:t xml:space="preserve">    margin-top: 15px;</w:t>
+        <w:br/>
+        <w:t xml:space="preserve">    cursor: pointer;</w:t>
+        <w:br/>
+        <w:t>}</w:t>
+        <w:br/>
+        <w:br/>
+        <w:t>.student-card {</w:t>
+        <w:br/>
+        <w:t xml:space="preserve">    margin-top: 25px;</w:t>
+        <w:br/>
+        <w:t xml:space="preserve">    padding: 20px;</w:t>
+        <w:br/>
+        <w:t xml:space="preserve">    border: 1px solid #ccc;</w:t>
+        <w:br/>
+        <w:t xml:space="preserve">    border-radius: 10px;</w:t>
+        <w:br/>
+        <w:t>}</w:t>
       </w:r>
     </w:p>
     <w:p>
@@ -323,42 +680,707 @@
         <w:pStyle w:val="Heading1"/>
       </w:pPr>
       <w:r>
-        <w:t>Compilation / Execution Steps</w:t>
+        <w:t>8. CODE EXPLANATION</w:t>
+      </w:r>
+    </w:p>
+    <w:tbl>
+      <w:tblPr>
+        <w:tblStyle w:val="TableGrid"/>
+        <w:tblW w:type="auto" w:w="0"/>
+        <w:jc w:val="center"/>
+        <w:tblLook w:firstColumn="1" w:firstRow="1" w:lastColumn="0" w:lastRow="0" w:noHBand="0" w:noVBand="1" w:val="04A0"/>
+      </w:tblPr>
+      <w:tblGrid>
+        <w:gridCol w:w="5040"/>
+        <w:gridCol w:w="5040"/>
+      </w:tblGrid>
+      <w:tr>
+        <w:tc>
+          <w:tcPr>
+            <w:tcW w:type="dxa" w:w="5040"/>
+            <w:vAlign w:val="center"/>
+            <w:shd w:fill="D9EAF7"/>
+          </w:tcPr>
+          <w:p>
+            <w:r/>
+            <w:r>
+              <w:rPr>
+                <w:rFonts w:ascii="Times New Roman" w:hAnsi="Times New Roman"/>
+                <w:b/>
+                <w:sz w:val="21"/>
+              </w:rPr>
+              <w:t>Code / Concept</w:t>
+            </w:r>
+          </w:p>
+        </w:tc>
+        <w:tc>
+          <w:tcPr>
+            <w:tcW w:type="dxa" w:w="5040"/>
+            <w:vAlign w:val="center"/>
+            <w:shd w:fill="D9EAF7"/>
+          </w:tcPr>
+          <w:p>
+            <w:r/>
+            <w:r>
+              <w:rPr>
+                <w:rFonts w:ascii="Times New Roman" w:hAnsi="Times New Roman"/>
+                <w:b/>
+                <w:sz w:val="21"/>
+              </w:rPr>
+              <w:t>Purpose</w:t>
+            </w:r>
+          </w:p>
+        </w:tc>
+      </w:tr>
+      <w:tr>
+        <w:tc>
+          <w:tcPr>
+            <w:tcW w:type="dxa" w:w="5040"/>
+            <w:vAlign w:val="center"/>
+          </w:tcPr>
+          <w:p>
+            <w:r/>
+            <w:r>
+              <w:rPr>
+                <w:rFonts w:ascii="Times New Roman" w:hAnsi="Times New Roman"/>
+                <w:b w:val="0"/>
+                <w:sz w:val="21"/>
+              </w:rPr>
+              <w:t>class Student</w:t>
+            </w:r>
+          </w:p>
+        </w:tc>
+        <w:tc>
+          <w:tcPr>
+            <w:tcW w:type="dxa" w:w="5040"/>
+            <w:vAlign w:val="center"/>
+          </w:tcPr>
+          <w:p>
+            <w:r/>
+            <w:r>
+              <w:rPr>
+                <w:rFonts w:ascii="Times New Roman" w:hAnsi="Times New Roman"/>
+                <w:b w:val="0"/>
+                <w:sz w:val="21"/>
+              </w:rPr>
+              <w:t>Blueprint for student objects.</w:t>
+            </w:r>
+          </w:p>
+        </w:tc>
+      </w:tr>
+      <w:tr>
+        <w:tc>
+          <w:tcPr>
+            <w:tcW w:type="dxa" w:w="5040"/>
+            <w:vAlign w:val="center"/>
+          </w:tcPr>
+          <w:p>
+            <w:r/>
+            <w:r>
+              <w:rPr>
+                <w:rFonts w:ascii="Times New Roman" w:hAnsi="Times New Roman"/>
+                <w:b w:val="0"/>
+                <w:sz w:val="21"/>
+              </w:rPr>
+              <w:t>constructor()</w:t>
+            </w:r>
+          </w:p>
+        </w:tc>
+        <w:tc>
+          <w:tcPr>
+            <w:tcW w:type="dxa" w:w="5040"/>
+            <w:vAlign w:val="center"/>
+          </w:tcPr>
+          <w:p>
+            <w:r/>
+            <w:r>
+              <w:rPr>
+                <w:rFonts w:ascii="Times New Roman" w:hAnsi="Times New Roman"/>
+                <w:b w:val="0"/>
+                <w:sz w:val="21"/>
+              </w:rPr>
+              <w:t>Initializes student properties.</w:t>
+            </w:r>
+          </w:p>
+        </w:tc>
+      </w:tr>
+      <w:tr>
+        <w:tc>
+          <w:tcPr>
+            <w:tcW w:type="dxa" w:w="5040"/>
+            <w:vAlign w:val="center"/>
+          </w:tcPr>
+          <w:p>
+            <w:r/>
+            <w:r>
+              <w:rPr>
+                <w:rFonts w:ascii="Times New Roman" w:hAnsi="Times New Roman"/>
+                <w:b w:val="0"/>
+                <w:sz w:val="21"/>
+              </w:rPr>
+              <w:t>new Student()</w:t>
+            </w:r>
+          </w:p>
+        </w:tc>
+        <w:tc>
+          <w:tcPr>
+            <w:tcW w:type="dxa" w:w="5040"/>
+            <w:vAlign w:val="center"/>
+          </w:tcPr>
+          <w:p>
+            <w:r/>
+            <w:r>
+              <w:rPr>
+                <w:rFonts w:ascii="Times New Roman" w:hAnsi="Times New Roman"/>
+                <w:b w:val="0"/>
+                <w:sz w:val="21"/>
+              </w:rPr>
+              <w:t>Creates a Student object.</w:t>
+            </w:r>
+          </w:p>
+        </w:tc>
+      </w:tr>
+      <w:tr>
+        <w:tc>
+          <w:tcPr>
+            <w:tcW w:type="dxa" w:w="5040"/>
+            <w:vAlign w:val="center"/>
+          </w:tcPr>
+          <w:p>
+            <w:r/>
+            <w:r>
+              <w:rPr>
+                <w:rFonts w:ascii="Times New Roman" w:hAnsi="Times New Roman"/>
+                <w:b w:val="0"/>
+                <w:sz w:val="21"/>
+              </w:rPr>
+              <w:t>getElementById()</w:t>
+            </w:r>
+          </w:p>
+        </w:tc>
+        <w:tc>
+          <w:tcPr>
+            <w:tcW w:type="dxa" w:w="5040"/>
+            <w:vAlign w:val="center"/>
+          </w:tcPr>
+          <w:p>
+            <w:r/>
+            <w:r>
+              <w:rPr>
+                <w:rFonts w:ascii="Times New Roman" w:hAnsi="Times New Roman"/>
+                <w:b w:val="0"/>
+                <w:sz w:val="21"/>
+              </w:rPr>
+              <w:t>Selects HTML elements.</w:t>
+            </w:r>
+          </w:p>
+        </w:tc>
+      </w:tr>
+      <w:tr>
+        <w:tc>
+          <w:tcPr>
+            <w:tcW w:type="dxa" w:w="5040"/>
+            <w:vAlign w:val="center"/>
+          </w:tcPr>
+          <w:p>
+            <w:r/>
+            <w:r>
+              <w:rPr>
+                <w:rFonts w:ascii="Times New Roman" w:hAnsi="Times New Roman"/>
+                <w:b w:val="0"/>
+                <w:sz w:val="21"/>
+              </w:rPr>
+              <w:t>addEventListener()</w:t>
+            </w:r>
+          </w:p>
+        </w:tc>
+        <w:tc>
+          <w:tcPr>
+            <w:tcW w:type="dxa" w:w="5040"/>
+            <w:vAlign w:val="center"/>
+          </w:tcPr>
+          <w:p>
+            <w:r/>
+            <w:r>
+              <w:rPr>
+                <w:rFonts w:ascii="Times New Roman" w:hAnsi="Times New Roman"/>
+                <w:b w:val="0"/>
+                <w:sz w:val="21"/>
+              </w:rPr>
+              <w:t>Handles the button click.</w:t>
+            </w:r>
+          </w:p>
+        </w:tc>
+      </w:tr>
+      <w:tr>
+        <w:tc>
+          <w:tcPr>
+            <w:tcW w:type="dxa" w:w="5040"/>
+            <w:vAlign w:val="center"/>
+          </w:tcPr>
+          <w:p>
+            <w:r/>
+            <w:r>
+              <w:rPr>
+                <w:rFonts w:ascii="Times New Roman" w:hAnsi="Times New Roman"/>
+                <w:b w:val="0"/>
+                <w:sz w:val="21"/>
+              </w:rPr>
+              <w:t>createElement()</w:t>
+            </w:r>
+          </w:p>
+        </w:tc>
+        <w:tc>
+          <w:tcPr>
+            <w:tcW w:type="dxa" w:w="5040"/>
+            <w:vAlign w:val="center"/>
+          </w:tcPr>
+          <w:p>
+            <w:r/>
+            <w:r>
+              <w:rPr>
+                <w:rFonts w:ascii="Times New Roman" w:hAnsi="Times New Roman"/>
+                <w:b w:val="0"/>
+                <w:sz w:val="21"/>
+              </w:rPr>
+              <w:t>Creates HTML elements dynamically.</w:t>
+            </w:r>
+          </w:p>
+        </w:tc>
+      </w:tr>
+      <w:tr>
+        <w:tc>
+          <w:tcPr>
+            <w:tcW w:type="dxa" w:w="5040"/>
+            <w:vAlign w:val="center"/>
+          </w:tcPr>
+          <w:p>
+            <w:r/>
+            <w:r>
+              <w:rPr>
+                <w:rFonts w:ascii="Times New Roman" w:hAnsi="Times New Roman"/>
+                <w:b w:val="0"/>
+                <w:sz w:val="21"/>
+              </w:rPr>
+              <w:t>textContent</w:t>
+            </w:r>
+          </w:p>
+        </w:tc>
+        <w:tc>
+          <w:tcPr>
+            <w:tcW w:type="dxa" w:w="5040"/>
+            <w:vAlign w:val="center"/>
+          </w:tcPr>
+          <w:p>
+            <w:r/>
+            <w:r>
+              <w:rPr>
+                <w:rFonts w:ascii="Times New Roman" w:hAnsi="Times New Roman"/>
+                <w:b w:val="0"/>
+                <w:sz w:val="21"/>
+              </w:rPr>
+              <w:t>Sets text of an element.</w:t>
+            </w:r>
+          </w:p>
+        </w:tc>
+      </w:tr>
+      <w:tr>
+        <w:tc>
+          <w:tcPr>
+            <w:tcW w:type="dxa" w:w="5040"/>
+            <w:vAlign w:val="center"/>
+          </w:tcPr>
+          <w:p>
+            <w:r/>
+            <w:r>
+              <w:rPr>
+                <w:rFonts w:ascii="Times New Roman" w:hAnsi="Times New Roman"/>
+                <w:b w:val="0"/>
+                <w:sz w:val="21"/>
+              </w:rPr>
+              <w:t>appendChild()</w:t>
+            </w:r>
+          </w:p>
+        </w:tc>
+        <w:tc>
+          <w:tcPr>
+            <w:tcW w:type="dxa" w:w="5040"/>
+            <w:vAlign w:val="center"/>
+          </w:tcPr>
+          <w:p>
+            <w:r/>
+            <w:r>
+              <w:rPr>
+                <w:rFonts w:ascii="Times New Roman" w:hAnsi="Times New Roman"/>
+                <w:b w:val="0"/>
+                <w:sz w:val="21"/>
+              </w:rPr>
+              <w:t>Adds an element to the DOM.</w:t>
+            </w:r>
+          </w:p>
+        </w:tc>
+      </w:tr>
+    </w:tbl>
+    <w:p>
+      <w:pPr>
+        <w:pStyle w:val="Heading1"/>
+      </w:pPr>
+      <w:r>
+        <w:t>9. TEST CASES</w:t>
+      </w:r>
+    </w:p>
+    <w:tbl>
+      <w:tblPr>
+        <w:tblStyle w:val="TableGrid"/>
+        <w:tblW w:type="auto" w:w="0"/>
+        <w:jc w:val="center"/>
+        <w:tblLook w:firstColumn="1" w:firstRow="1" w:lastColumn="0" w:lastRow="0" w:noHBand="0" w:noVBand="1" w:val="04A0"/>
+      </w:tblPr>
+      <w:tblGrid>
+        <w:gridCol w:w="2520"/>
+        <w:gridCol w:w="2520"/>
+        <w:gridCol w:w="2520"/>
+        <w:gridCol w:w="2520"/>
+      </w:tblGrid>
+      <w:tr>
+        <w:tc>
+          <w:tcPr>
+            <w:tcW w:type="dxa" w:w="2520"/>
+            <w:vAlign w:val="center"/>
+            <w:shd w:fill="D9EAF7"/>
+          </w:tcPr>
+          <w:p>
+            <w:r/>
+            <w:r>
+              <w:rPr>
+                <w:rFonts w:ascii="Times New Roman" w:hAnsi="Times New Roman"/>
+                <w:b/>
+                <w:sz w:val="21"/>
+              </w:rPr>
+              <w:t>Test Case</w:t>
+            </w:r>
+          </w:p>
+        </w:tc>
+        <w:tc>
+          <w:tcPr>
+            <w:tcW w:type="dxa" w:w="2520"/>
+            <w:vAlign w:val="center"/>
+            <w:shd w:fill="D9EAF7"/>
+          </w:tcPr>
+          <w:p>
+            <w:r/>
+            <w:r>
+              <w:rPr>
+                <w:rFonts w:ascii="Times New Roman" w:hAnsi="Times New Roman"/>
+                <w:b/>
+                <w:sz w:val="21"/>
+              </w:rPr>
+              <w:t>Input</w:t>
+            </w:r>
+          </w:p>
+        </w:tc>
+        <w:tc>
+          <w:tcPr>
+            <w:tcW w:type="dxa" w:w="2520"/>
+            <w:vAlign w:val="center"/>
+            <w:shd w:fill="D9EAF7"/>
+          </w:tcPr>
+          <w:p>
+            <w:r/>
+            <w:r>
+              <w:rPr>
+                <w:rFonts w:ascii="Times New Roman" w:hAnsi="Times New Roman"/>
+                <w:b/>
+                <w:sz w:val="21"/>
+              </w:rPr>
+              <w:t>Expected Result</w:t>
+            </w:r>
+          </w:p>
+        </w:tc>
+        <w:tc>
+          <w:tcPr>
+            <w:tcW w:type="dxa" w:w="2520"/>
+            <w:vAlign w:val="center"/>
+            <w:shd w:fill="D9EAF7"/>
+          </w:tcPr>
+          <w:p>
+            <w:r/>
+            <w:r>
+              <w:rPr>
+                <w:rFonts w:ascii="Times New Roman" w:hAnsi="Times New Roman"/>
+                <w:b/>
+                <w:sz w:val="21"/>
+              </w:rPr>
+              <w:t>Status</w:t>
+            </w:r>
+          </w:p>
+        </w:tc>
+      </w:tr>
+      <w:tr>
+        <w:tc>
+          <w:tcPr>
+            <w:tcW w:type="dxa" w:w="2520"/>
+            <w:vAlign w:val="center"/>
+          </w:tcPr>
+          <w:p>
+            <w:r/>
+            <w:r>
+              <w:rPr>
+                <w:rFonts w:ascii="Times New Roman" w:hAnsi="Times New Roman"/>
+                <w:b w:val="0"/>
+                <w:sz w:val="21"/>
+              </w:rPr>
+              <w:t>TC-01</w:t>
+            </w:r>
+          </w:p>
+        </w:tc>
+        <w:tc>
+          <w:tcPr>
+            <w:tcW w:type="dxa" w:w="2520"/>
+            <w:vAlign w:val="center"/>
+          </w:tcPr>
+          <w:p>
+            <w:r/>
+            <w:r>
+              <w:rPr>
+                <w:rFonts w:ascii="Times New Roman" w:hAnsi="Times New Roman"/>
+                <w:b w:val="0"/>
+                <w:sz w:val="21"/>
+              </w:rPr>
+              <w:t>Valid student details</w:t>
+            </w:r>
+          </w:p>
+        </w:tc>
+        <w:tc>
+          <w:tcPr>
+            <w:tcW w:type="dxa" w:w="2520"/>
+            <w:vAlign w:val="center"/>
+          </w:tcPr>
+          <w:p>
+            <w:r/>
+            <w:r>
+              <w:rPr>
+                <w:rFonts w:ascii="Times New Roman" w:hAnsi="Times New Roman"/>
+                <w:b w:val="0"/>
+                <w:sz w:val="21"/>
+              </w:rPr>
+              <w:t>Student profile is displayed</w:t>
+            </w:r>
+          </w:p>
+        </w:tc>
+        <w:tc>
+          <w:tcPr>
+            <w:tcW w:type="dxa" w:w="2520"/>
+            <w:vAlign w:val="center"/>
+          </w:tcPr>
+          <w:p>
+            <w:r/>
+            <w:r>
+              <w:rPr>
+                <w:rFonts w:ascii="Times New Roman" w:hAnsi="Times New Roman"/>
+                <w:b w:val="0"/>
+                <w:sz w:val="21"/>
+              </w:rPr>
+              <w:t>Pass</w:t>
+            </w:r>
+          </w:p>
+        </w:tc>
+      </w:tr>
+      <w:tr>
+        <w:tc>
+          <w:tcPr>
+            <w:tcW w:type="dxa" w:w="2520"/>
+            <w:vAlign w:val="center"/>
+          </w:tcPr>
+          <w:p>
+            <w:r/>
+            <w:r>
+              <w:rPr>
+                <w:rFonts w:ascii="Times New Roman" w:hAnsi="Times New Roman"/>
+                <w:b w:val="0"/>
+                <w:sz w:val="21"/>
+              </w:rPr>
+              <w:t>TC-02</w:t>
+            </w:r>
+          </w:p>
+        </w:tc>
+        <w:tc>
+          <w:tcPr>
+            <w:tcW w:type="dxa" w:w="2520"/>
+            <w:vAlign w:val="center"/>
+          </w:tcPr>
+          <w:p>
+            <w:r/>
+            <w:r>
+              <w:rPr>
+                <w:rFonts w:ascii="Times New Roman" w:hAnsi="Times New Roman"/>
+                <w:b w:val="0"/>
+                <w:sz w:val="21"/>
+              </w:rPr>
+              <w:t>Click Display Profile</w:t>
+            </w:r>
+          </w:p>
+        </w:tc>
+        <w:tc>
+          <w:tcPr>
+            <w:tcW w:type="dxa" w:w="2520"/>
+            <w:vAlign w:val="center"/>
+          </w:tcPr>
+          <w:p>
+            <w:r/>
+            <w:r>
+              <w:rPr>
+                <w:rFonts w:ascii="Times New Roman" w:hAnsi="Times New Roman"/>
+                <w:b w:val="0"/>
+                <w:sz w:val="21"/>
+              </w:rPr>
+              <w:t>Profile card is generated dynamically</w:t>
+            </w:r>
+          </w:p>
+        </w:tc>
+        <w:tc>
+          <w:tcPr>
+            <w:tcW w:type="dxa" w:w="2520"/>
+            <w:vAlign w:val="center"/>
+          </w:tcPr>
+          <w:p>
+            <w:r/>
+            <w:r>
+              <w:rPr>
+                <w:rFonts w:ascii="Times New Roman" w:hAnsi="Times New Roman"/>
+                <w:b w:val="0"/>
+                <w:sz w:val="21"/>
+              </w:rPr>
+              <w:t>Pass</w:t>
+            </w:r>
+          </w:p>
+        </w:tc>
+      </w:tr>
+      <w:tr>
+        <w:tc>
+          <w:tcPr>
+            <w:tcW w:type="dxa" w:w="2520"/>
+            <w:vAlign w:val="center"/>
+          </w:tcPr>
+          <w:p>
+            <w:r/>
+            <w:r>
+              <w:rPr>
+                <w:rFonts w:ascii="Times New Roman" w:hAnsi="Times New Roman"/>
+                <w:b w:val="0"/>
+                <w:sz w:val="21"/>
+              </w:rPr>
+              <w:t>TC-03</w:t>
+            </w:r>
+          </w:p>
+        </w:tc>
+        <w:tc>
+          <w:tcPr>
+            <w:tcW w:type="dxa" w:w="2520"/>
+            <w:vAlign w:val="center"/>
+          </w:tcPr>
+          <w:p>
+            <w:r/>
+            <w:r>
+              <w:rPr>
+                <w:rFonts w:ascii="Times New Roman" w:hAnsi="Times New Roman"/>
+                <w:b w:val="0"/>
+                <w:sz w:val="21"/>
+              </w:rPr>
+              <w:t>Change student details</w:t>
+            </w:r>
+          </w:p>
+        </w:tc>
+        <w:tc>
+          <w:tcPr>
+            <w:tcW w:type="dxa" w:w="2520"/>
+            <w:vAlign w:val="center"/>
+          </w:tcPr>
+          <w:p>
+            <w:r/>
+            <w:r>
+              <w:rPr>
+                <w:rFonts w:ascii="Times New Roman" w:hAnsi="Times New Roman"/>
+                <w:b w:val="0"/>
+                <w:sz w:val="21"/>
+              </w:rPr>
+              <w:t>Updated details are displayed</w:t>
+            </w:r>
+          </w:p>
+        </w:tc>
+        <w:tc>
+          <w:tcPr>
+            <w:tcW w:type="dxa" w:w="2520"/>
+            <w:vAlign w:val="center"/>
+          </w:tcPr>
+          <w:p>
+            <w:r/>
+            <w:r>
+              <w:rPr>
+                <w:rFonts w:ascii="Times New Roman" w:hAnsi="Times New Roman"/>
+                <w:b w:val="0"/>
+                <w:sz w:val="21"/>
+              </w:rPr>
+              <w:t>Pass</w:t>
+            </w:r>
+          </w:p>
+        </w:tc>
+      </w:tr>
+    </w:tbl>
+    <w:p>
+      <w:pPr>
+        <w:pStyle w:val="Heading1"/>
+      </w:pPr>
+      <w:r>
+        <w:t>10. EXECUTION STEPS</w:t>
       </w:r>
     </w:p>
     <w:p>
+      <w:pPr>
+        <w:pStyle w:val="ListNumber"/>
+      </w:pPr>
       <w:r>
-        <w:t>1. Open the student-profile-manager folder in Visual Studio Code.</w:t>
+        <w:t>Open the student-profile-manager folder.</w:t>
       </w:r>
     </w:p>
     <w:p>
+      <w:pPr>
+        <w:pStyle w:val="ListNumber"/>
+      </w:pPr>
       <w:r>
-        <w:t>2. Ensure index.html, style.css, and app.js are present.</w:t>
+        <w:t>Open index.html in a browser.</w:t>
       </w:r>
     </w:p>
     <w:p>
+      <w:pPr>
+        <w:pStyle w:val="ListNumber"/>
+      </w:pPr>
       <w:r>
-        <w:t>3. Open index.html in Google Chrome or Microsoft Edge.</w:t>
+        <w:t>Enter student name, roll number, department and CGPA.</w:t>
       </w:r>
     </w:p>
     <w:p>
+      <w:pPr>
+        <w:pStyle w:val="ListNumber"/>
+      </w:pPr>
       <w:r>
-        <w:t>4. Enter the student's Name, Roll Number, Department, and CGPA.</w:t>
+        <w:t>Click Display Profile.</w:t>
       </w:r>
     </w:p>
     <w:p>
+      <w:pPr>
+        <w:pStyle w:val="ListNumber"/>
+      </w:pPr>
       <w:r>
-        <w:t>5. Click the Display Profile button.</w:t>
+        <w:t>Observe the dynamically generated profile.</w:t>
       </w:r>
     </w:p>
     <w:p>
+      <w:pPr>
+        <w:pStyle w:val="ListNumber"/>
+      </w:pPr>
       <w:r>
-        <w:t>6. Verify that the Student object is created and the profile is generated dynamically.</w:t>
-      </w:r>
-    </w:p>
-    <w:p>
-      <w:r>
-        <w:t>7. Capture the working output as a screenshot.</w:t>
+        <w:t>Change a value and click the button again to verify updating.</w:t>
       </w:r>
     </w:p>
     <w:p>
@@ -366,12 +1388,62 @@
         <w:pStyle w:val="Heading1"/>
       </w:pPr>
       <w:r>
-        <w:t>Expected Output / Screenshots</w:t>
+        <w:t>11. OUTPUT</w:t>
       </w:r>
     </w:p>
     <w:p>
       <w:r>
-        <w:t>Using the test data Name: Ravi Kumar, Roll No: A23126552001, Department: CSE (AI &amp; ML), and CGPA: 8.42, the browser displays a dynamically generated Student Profile containing all four details. Attach `student-profile-output.png`.</w:t>
+        <w:t>The following is the actual captured browser output of the Student Profile Manager.</w:t>
+      </w:r>
+    </w:p>
+    <w:p>
+      <w:pPr>
+        <w:jc w:val="center"/>
+      </w:pPr>
+      <w:r>
+        <w:rPr>
+          <w:b/>
+        </w:rPr>
+        <w:t>Figure 1: Student Profile Manager — Actual Output</w:t>
+      </w:r>
+    </w:p>
+    <w:p>
+      <w:pPr>
+        <w:jc w:val="center"/>
+      </w:pPr>
+      <w:r>
+        <w:drawing>
+          <wp:inline xmlns:a="http://schemas.openxmlformats.org/drawingml/2006/main" xmlns:pic="http://schemas.openxmlformats.org/drawingml/2006/picture">
+            <wp:extent cx="5212080" cy="7609807"/>
+            <wp:docPr id="1" name="Picture 1"/>
+            <wp:cNvGraphicFramePr>
+              <a:graphicFrameLocks noChangeAspect="1"/>
+            </wp:cNvGraphicFramePr>
+            <a:graphic>
+              <a:graphicData uri="http://schemas.openxmlformats.org/drawingml/2006/picture">
+                <pic:pic>
+                  <pic:nvPicPr>
+                    <pic:cNvPr id="0" name="student-profile-output.png"/>
+                    <pic:cNvPicPr/>
+                  </pic:nvPicPr>
+                  <pic:blipFill>
+                    <a:blip r:embed="rId9"/>
+                    <a:stretch>
+                      <a:fillRect/>
+                    </a:stretch>
+                  </pic:blipFill>
+                  <pic:spPr>
+                    <a:xfrm>
+                      <a:off x="0" y="0"/>
+                      <a:ext cx="5212080" cy="7609807"/>
+                    </a:xfrm>
+                    <a:prstGeom prst="rect"/>
+                  </pic:spPr>
+                </pic:pic>
+              </a:graphicData>
+            </a:graphic>
+          </wp:inline>
+        </w:drawing>
       </w:r>
     </w:p>
     <w:p>
@@ -379,22 +1451,169 @@
         <w:pStyle w:val="Heading1"/>
       </w:pPr>
       <w:r>
-        <w:t>Result / Conclusion</w:t>
+        <w:t>12. RESULT ANALYSIS</w:t>
       </w:r>
     </w:p>
     <w:p>
       <w:r>
-        <w:t>The Student Profile Manager was successfully developed and executed using JavaScript classes, objects, DOM selection, dynamic element creation, content modification, and event handling. The user-provided student details were successfully displayed as a dynamically generated and styled profile.</w:t>
+        <w:t>The entered student details were successfully used to create a Student object. JavaScript then created the profile elements dynamically and inserted them into the webpage.</w:t>
+      </w:r>
+    </w:p>
+    <w:p>
+      <w:pPr>
+        <w:pStyle w:val="Heading1"/>
+      </w:pPr>
+      <w:r>
+        <w:t>13. RESULT / CONCLUSION</w:t>
+      </w:r>
+    </w:p>
+    <w:p>
+      <w:r>
+        <w:t>The Student Profile Manager was successfully implemented using JavaScript classes, objects, DOM manipulation, and event handling.</w:t>
+      </w:r>
+    </w:p>
+    <w:p>
+      <w:pPr>
+        <w:pStyle w:val="Heading1"/>
+      </w:pPr>
+      <w:r>
+        <w:t>14. PRECAUTIONS</w:t>
+      </w:r>
+    </w:p>
+    <w:p>
+      <w:pPr>
+        <w:pStyle w:val="ListBullet"/>
+      </w:pPr>
+      <w:r>
+        <w:t>Match HTML IDs with JavaScript IDs.</w:t>
+      </w:r>
+    </w:p>
+    <w:p>
+      <w:pPr>
+        <w:pStyle w:val="ListBullet"/>
+      </w:pPr>
+      <w:r>
+        <w:t>Enter valid student details.</w:t>
+      </w:r>
+    </w:p>
+    <w:p>
+      <w:pPr>
+        <w:pStyle w:val="ListBullet"/>
+      </w:pPr>
+      <w:r>
+        <w:t>Ensure JavaScript and CSS files are linked correctly.</w:t>
+      </w:r>
+    </w:p>
+    <w:p>
+      <w:pPr>
+        <w:pStyle w:val="ListBullet"/>
+      </w:pPr>
+      <w:r>
+        <w:t>Save the files before refreshing the webpage.</w:t>
+      </w:r>
+    </w:p>
+    <w:p>
+      <w:pPr>
+        <w:pStyle w:val="ListBullet"/>
+      </w:pPr>
+      <w:r>
+        <w:t>Check the browser console if the profile is not generated.</w:t>
+      </w:r>
+    </w:p>
+    <w:p>
+      <w:pPr>
+        <w:pStyle w:val="Heading1"/>
+      </w:pPr>
+      <w:r>
+        <w:t>15. VIVA-VOCE QUESTIONS</w:t>
+      </w:r>
+    </w:p>
+    <w:p>
+      <w:r>
+        <w:rPr>
+          <w:b/>
+        </w:rPr>
+        <w:t>1. What is a class?</w:t>
+      </w:r>
+      <w:r>
+        <w:br/>
+        <w:t>A class is a blueprint used to create objects.</w:t>
+      </w:r>
+    </w:p>
+    <w:p>
+      <w:r>
+        <w:rPr>
+          <w:b/>
+        </w:rPr>
+        <w:t>2. What is an object?</w:t>
+      </w:r>
+      <w:r>
+        <w:br/>
+        <w:t>An object is an instance created from a class.</w:t>
+      </w:r>
+    </w:p>
+    <w:p>
+      <w:r>
+        <w:rPr>
+          <w:b/>
+        </w:rPr>
+        <w:t>3. What is a constructor?</w:t>
+      </w:r>
+      <w:r>
+        <w:br/>
+        <w:t>It initializes object properties when the object is created.</w:t>
+      </w:r>
+    </w:p>
+    <w:p>
+      <w:r>
+        <w:rPr>
+          <w:b/>
+        </w:rPr>
+        <w:t>4. What is DOM manipulation?</w:t>
+      </w:r>
+      <w:r>
+        <w:br/>
+        <w:t>It is changing or creating webpage elements using JavaScript.</w:t>
+      </w:r>
+    </w:p>
+    <w:p>
+      <w:r>
+        <w:rPr>
+          <w:b/>
+        </w:rPr>
+        <w:t>5. What does createElement() do?</w:t>
+      </w:r>
+      <w:r>
+        <w:br/>
+        <w:t>It creates a new HTML element dynamically.</w:t>
       </w:r>
     </w:p>
     <w:sectPr>
+      <w:footerReference w:type="default" r:id="rId10"/>
       <w:pgSz w:w="12240" w:h="15840"/>
-      <w:pgMar w:top="1008" w:right="1152" w:bottom="1008" w:left="1152" w:header="720" w:footer="720" w:gutter="0"/>
+      <w:pgMar w:top="936" w:right="1080" w:bottom="936" w:left="1080" w:header="720" w:footer="720" w:gutter="0"/>
       <w:cols w:space="720"/>
       <w:docGrid w:linePitch="360"/>
     </w:sectPr>
   </w:body>
 </w:document>
+</file>
+
+<file path=word/footer1.xml><?xml version="1.0" encoding="utf-8"?>
+<w:ftr xmlns:m="http://schemas.openxmlformats.org/officeDocument/2006/math" xmlns:mc="http://schemas.openxmlformats.org/markup-compatibility/2006" xmlns:mo="http://schemas.microsoft.com/office/mac/office/2008/main" xmlns:mv="urn:schemas-microsoft-com:mac:vml" xmlns:o="urn:schemas-microsoft-com:office:office" xmlns:r="http://schemas.openxmlformats.org/officeDocument/2006/relationships" xmlns:v="urn:schemas-microsoft-com:vml" xmlns:w10="urn:schemas-microsoft-com:office:word" xmlns:w14="http://schemas.microsoft.com/office/word/2010/wordml" xmlns:w="http://schemas.openxmlformats.org/wordprocessingml/2006/main" xmlns:wne="http://schemas.microsoft.com/office/word/2006/wordml" xmlns:wp14="http://schemas.microsoft.com/office/word/2010/wordprocessingDrawing" xmlns:wp="http://schemas.openxmlformats.org/drawingml/2006/wordprocessingDrawing" xmlns:wpc="http://schemas.microsoft.com/office/word/2010/wordprocessingCanvas" xmlns:wpg="http://schemas.microsoft.com/office/word/2010/wordprocessingGroup" xmlns:wpi="http://schemas.microsoft.com/office/word/2010/wordprocessingInk" xmlns:wps="http://schemas.microsoft.com/office/word/2010/wordprocessingShape" mc:Ignorable="w14 wp14">
+  <w:p>
+    <w:pPr>
+      <w:pStyle w:val="Footer"/>
+      <w:jc w:val="center"/>
+    </w:pPr>
+    <w:r>
+      <w:rPr>
+        <w:sz w:val="18"/>
+      </w:rPr>
+      <w:t>Full Stack Web Development — Experiment 04</w:t>
+    </w:r>
+  </w:p>
+</w:ftr>
 </file>
 
 <file path=word/numbering.xml><?xml version="1.0" encoding="utf-8"?>
@@ -761,7 +1980,7 @@
     <w:qFormat/>
     <w:rsid w:val="00FC693F"/>
     <w:rPr>
-      <w:rFonts w:ascii="Arial" w:hAnsi="Arial"/>
+      <w:rFonts w:ascii="Times New Roman" w:hAnsi="Times New Roman"/>
       <w:sz w:val="22"/>
     </w:rPr>
   </w:style>
@@ -824,7 +2043,7 @@
       <w:outlineLvl w:val="0"/>
     </w:pPr>
     <w:rPr>
-      <w:rFonts w:asciiTheme="majorHAnsi" w:eastAsiaTheme="majorEastAsia" w:hAnsiTheme="majorHAnsi" w:cstheme="majorBidi"/>
+      <w:rFonts w:asciiTheme="majorHAnsi" w:eastAsiaTheme="majorEastAsia" w:hAnsiTheme="majorHAnsi" w:cstheme="majorBidi" w:ascii="Times New Roman" w:hAnsi="Times New Roman"/>
       <w:b/>
       <w:bCs/>
       <w:color w:val="365F91" w:themeColor="accent1" w:themeShade="BF"/>
@@ -848,11 +2067,11 @@
       <w:outlineLvl w:val="1"/>
     </w:pPr>
     <w:rPr>
-      <w:rFonts w:asciiTheme="majorHAnsi" w:eastAsiaTheme="majorEastAsia" w:hAnsiTheme="majorHAnsi" w:cstheme="majorBidi"/>
+      <w:rFonts w:asciiTheme="majorHAnsi" w:eastAsiaTheme="majorEastAsia" w:hAnsiTheme="majorHAnsi" w:cstheme="majorBidi" w:ascii="Times New Roman" w:hAnsi="Times New Roman"/>
       <w:b/>
       <w:bCs/>
       <w:color w:val="4F81BD" w:themeColor="accent1"/>
-      <w:sz w:val="26"/>
+      <w:sz w:val="24"/>
       <w:szCs w:val="26"/>
     </w:rPr>
   </w:style>
@@ -1113,11 +2332,12 @@
       <w:contextualSpacing/>
     </w:pPr>
     <w:rPr>
-      <w:rFonts w:asciiTheme="majorHAnsi" w:eastAsiaTheme="majorEastAsia" w:hAnsiTheme="majorHAnsi" w:cstheme="majorBidi"/>
+      <w:rFonts w:asciiTheme="majorHAnsi" w:eastAsiaTheme="majorEastAsia" w:hAnsiTheme="majorHAnsi" w:cstheme="majorBidi" w:ascii="Times New Roman" w:hAnsi="Times New Roman"/>
+      <w:b/>
       <w:color w:val="17365D" w:themeColor="text2" w:themeShade="BF"/>
       <w:spacing w:val="5"/>
       <w:kern w:val="28"/>
-      <w:sz w:val="52"/>
+      <w:sz w:val="36"/>
       <w:szCs w:val="52"/>
     </w:rPr>
   </w:style>
